--- a/ru/wisdom-stories/dont-be-words-for-mouths-dust-for-feet.docx
+++ b/ru/wisdom-stories/dont-be-words-for-mouths-dust-for-feet.docx
@@ -7,7 +7,7 @@
         <w:pStyle w:val="Title"/>
       </w:pPr>
       <w:r>
-        <w:t>Береги доброе имя и достоинство</w:t>
+        <w:t>Не становись пересудом на устах и пылью под ногами</w:t>
       </w:r>
     </w:p>
     <w:p>
@@ -23,7 +23,7 @@
         <w:keepNext/>
       </w:pPr>
       <w:r>
-        <w:t>«Быть пылью под ногами» — позволять другим унижать себя, пренебрегать собой и относиться к себе без уважения.</w:t>
+        <w:t>«Быть пылью под ногами» — унижать самого себя, обесценивать себя и оставаться у других под ногами.</w:t>
       </w:r>
     </w:p>
     <w:p>
@@ -36,11 +36,9 @@
         <w:rPr>
           <w:b/>
         </w:rPr>
-        <w:t>Мораль:</w:t>
+        <w:t>Мораль: Береги своё достоинство. Не давай повода для пересудов и не становись никчёмным, как пыль под ногами.</w:t>
       </w:r>
-      <w:r>
-        <w:t xml:space="preserve"> Береги своё доброе имя и достоинство. Не давай повода для пересудов и не позволяй никому унижать тебя.</w:t>
-      </w:r>
+      <w:r/>
     </w:p>
     <w:p>
       <w:pPr>
@@ -51,7 +49,7 @@
           <w:i/>
           <w:sz w:val="18"/>
         </w:rPr>
-        <w:t>«История взята из открытых источников Интернета.»</w:t>
+        <w:t>Рассказы взяты из открытых интернет-источников, а иллюстрации созданы с помощью ИИ.</w:t>
       </w:r>
     </w:p>
     <w:sectPr>
